--- a/docs/The_Fokker-Planck_Equation.docx
+++ b/docs/The_Fokker-Planck_Equation.docx
@@ -20,6 +20,39 @@
       </w:r>
     </w:p>
     <w:p/>
+    <w:p>
+      <w:r>
+        <w:t>The Fokker-Planck Equation was first used by Fokker and Planck to describe the Brownian motion of particles. To become familiar with this equation we discuss Brownian motion of its simplest form.</w:t>
+      </w:r>
+    </w:p>
+    <w:p>
+      <w:pPr>
+        <w:spacing w:line="240" w:lineRule="auto"/>
+      </w:pPr>
+    </w:p>
+    <w:p>
+      <w:pPr>
+        <w:pStyle w:val="Heading2"/>
+        <w:spacing w:line="240" w:lineRule="auto"/>
+      </w:pPr>
+      <w:r>
+        <w:t xml:space="preserve">Introductory Notes on Browning Motion </w:t>
+      </w:r>
+    </w:p>
+    <w:p/>
+    <w:p>
+      <w:pPr>
+        <w:pStyle w:val="Heading3"/>
+      </w:pPr>
+      <w:r>
+        <w:t>Deterministic Differential Equation</w:t>
+      </w:r>
+    </w:p>
+    <w:p>
+      <w:r>
+        <w:t xml:space="preserve">If a small particle with mass m is immersed in a fluid </w:t>
+      </w:r>
+    </w:p>
     <w:p/>
     <w:p/>
     <w:p>
@@ -488,10 +521,9 @@
     <w:next w:val="Normal"/>
     <w:link w:val="Heading2Char"/>
     <w:uiPriority w:val="9"/>
-    <w:semiHidden/>
     <w:unhideWhenUsed/>
     <w:qFormat/>
-    <w:rsid w:val="00A76B6B"/>
+    <w:rsid w:val="00402B80"/>
     <w:pPr>
       <w:keepNext/>
       <w:keepLines/>
@@ -511,20 +543,18 @@
     <w:next w:val="Normal"/>
     <w:link w:val="Heading3Char"/>
     <w:uiPriority w:val="9"/>
-    <w:semiHidden/>
     <w:unhideWhenUsed/>
     <w:qFormat/>
-    <w:rsid w:val="00A76B6B"/>
+    <w:rsid w:val="00402B80"/>
     <w:pPr>
       <w:keepNext/>
       <w:keepLines/>
-      <w:spacing w:before="160" w:after="80"/>
       <w:outlineLvl w:val="2"/>
     </w:pPr>
     <w:rPr>
-      <w:rFonts w:eastAsiaTheme="majorEastAsia" w:cstheme="majorBidi"/>
+      <w:rFonts w:ascii="Calibri Light" w:eastAsiaTheme="majorEastAsia" w:hAnsi="Calibri Light" w:cstheme="majorBidi"/>
       <w:color w:val="0F4761" w:themeColor="accent1" w:themeShade="BF"/>
-      <w:sz w:val="28"/>
+      <w:sz w:val="22"/>
       <w:szCs w:val="28"/>
     </w:rPr>
   </w:style>
@@ -703,8 +733,7 @@
     <w:basedOn w:val="DefaultParagraphFont"/>
     <w:link w:val="Heading2"/>
     <w:uiPriority w:val="9"/>
-    <w:semiHidden/>
-    <w:rsid w:val="00A76B6B"/>
+    <w:rsid w:val="00402B80"/>
     <w:rPr>
       <w:rFonts w:ascii="Calibri Light" w:eastAsiaTheme="majorEastAsia" w:hAnsi="Calibri Light" w:cstheme="majorBidi"/>
       <w:color w:val="0F4761" w:themeColor="accent1" w:themeShade="BF"/>
@@ -716,12 +745,11 @@
     <w:basedOn w:val="DefaultParagraphFont"/>
     <w:link w:val="Heading3"/>
     <w:uiPriority w:val="9"/>
-    <w:semiHidden/>
-    <w:rsid w:val="00A76B6B"/>
-    <w:rPr>
-      <w:rFonts w:eastAsiaTheme="majorEastAsia" w:cstheme="majorBidi"/>
+    <w:rsid w:val="00402B80"/>
+    <w:rPr>
+      <w:rFonts w:ascii="Calibri Light" w:eastAsiaTheme="majorEastAsia" w:hAnsi="Calibri Light" w:cstheme="majorBidi"/>
       <w:color w:val="0F4761" w:themeColor="accent1" w:themeShade="BF"/>
-      <w:sz w:val="28"/>
+      <w:sz w:val="22"/>
       <w:szCs w:val="28"/>
     </w:rPr>
   </w:style>

--- a/docs/The_Fokker-Planck_Equation.docx
+++ b/docs/The_Fokker-Planck_Equation.docx
@@ -50,9 +50,102 @@
     </w:p>
     <w:p>
       <w:r>
-        <w:t xml:space="preserve">If a small particle with mass m is immersed in a fluid </w:t>
+        <w:t xml:space="preserve">If a small particle with mass </w:t>
+      </w:r>
+      <m:oMath>
+        <m:r>
+          <w:rPr>
+            <w:rFonts w:ascii="Cambria Math" w:hAnsi="Cambria Math"/>
+          </w:rPr>
+          <m:t>m</m:t>
+        </m:r>
+      </m:oMath>
+      <w:r>
+        <w:t xml:space="preserve"> is immersed in a fluid </w:t>
+      </w:r>
+      <w:r>
+        <w:t>a friction force will act on the particle.</w:t>
+      </w:r>
+      <w:r>
+        <w:t xml:space="preserve"> The simplest expression for such a friction or damping force is given by Stokes’ law:</w:t>
       </w:r>
     </w:p>
+    <w:p/>
+    <w:p>
+      <w:pPr>
+        <w:rPr>
+          <w:rFonts w:eastAsiaTheme="minorEastAsia"/>
+        </w:rPr>
+      </w:pPr>
+      <m:oMath>
+        <m:sSub>
+          <m:sSubPr>
+            <m:ctrlPr>
+              <w:rPr>
+                <w:rFonts w:ascii="Cambria Math" w:hAnsi="Cambria Math"/>
+                <w:i/>
+              </w:rPr>
+            </m:ctrlPr>
+          </m:sSubPr>
+          <m:e>
+            <m:r>
+              <w:rPr>
+                <w:rFonts w:ascii="Cambria Math" w:hAnsi="Cambria Math"/>
+              </w:rPr>
+              <m:t>F</m:t>
+            </m:r>
+          </m:e>
+          <m:sub>
+            <m:r>
+              <w:rPr>
+                <w:rFonts w:ascii="Cambria Math" w:hAnsi="Cambria Math"/>
+              </w:rPr>
+              <m:t>c</m:t>
+            </m:r>
+          </m:sub>
+        </m:sSub>
+        <m:r>
+          <w:rPr>
+            <w:rFonts w:ascii="Cambria Math" w:hAnsi="Cambria Math"/>
+          </w:rPr>
+          <m:t>=-av</m:t>
+        </m:r>
+      </m:oMath>
+      <w:r>
+        <w:rPr>
+          <w:rFonts w:eastAsiaTheme="minorEastAsia"/>
+        </w:rPr>
+        <w:t xml:space="preserve">      (dde.1)</w:t>
+      </w:r>
+    </w:p>
+    <w:p>
+      <w:pPr>
+        <w:rPr>
+          <w:rFonts w:eastAsiaTheme="minorEastAsia"/>
+        </w:rPr>
+      </w:pPr>
+    </w:p>
+    <w:p>
+      <w:pPr>
+        <w:rPr>
+          <w:rFonts w:eastAsiaTheme="minorEastAsia"/>
+        </w:rPr>
+      </w:pPr>
+      <w:r>
+        <w:rPr>
+          <w:rFonts w:eastAsiaTheme="minorEastAsia"/>
+        </w:rPr>
+        <w:t>Thus the motion of the particle in the absence of additional forces is described by</w:t>
+      </w:r>
+    </w:p>
+    <w:p>
+      <w:pPr>
+        <w:rPr>
+          <w:rFonts w:eastAsiaTheme="minorEastAsia"/>
+        </w:rPr>
+      </w:pPr>
+    </w:p>
+    <w:p/>
     <w:p/>
     <w:p/>
     <w:p>
@@ -1013,6 +1106,16 @@
       <w:u w:val="single"/>
     </w:rPr>
   </w:style>
+  <w:style w:type="character" w:styleId="PlaceholderText">
+    <w:name w:val="Placeholder Text"/>
+    <w:basedOn w:val="DefaultParagraphFont"/>
+    <w:uiPriority w:val="99"/>
+    <w:semiHidden/>
+    <w:rsid w:val="00D4744B"/>
+    <w:rPr>
+      <w:color w:val="666666"/>
+    </w:rPr>
+  </w:style>
 </w:styles>
 </file>
 

--- a/docs/The_Fokker-Planck_Equation.docx
+++ b/docs/The_Fokker-Planck_Equation.docx
@@ -136,6 +136,253 @@
           <w:rFonts w:eastAsiaTheme="minorEastAsia"/>
         </w:rPr>
         <w:t>Thus the motion of the particle in the absence of additional forces is described by</w:t>
+      </w:r>
+    </w:p>
+    <w:p>
+      <w:pPr>
+        <w:rPr>
+          <w:rFonts w:eastAsiaTheme="minorEastAsia"/>
+        </w:rPr>
+      </w:pPr>
+    </w:p>
+    <w:p>
+      <w:pPr>
+        <w:rPr>
+          <w:rFonts w:eastAsiaTheme="minorEastAsia"/>
+        </w:rPr>
+      </w:pPr>
+      <m:oMath>
+        <m:r>
+          <w:rPr>
+            <w:rFonts w:ascii="Cambria Math" w:hAnsi="Cambria Math"/>
+          </w:rPr>
+          <m:t>m</m:t>
+        </m:r>
+        <m:acc>
+          <m:accPr>
+            <m:chr m:val="̇"/>
+            <m:ctrlPr>
+              <w:rPr>
+                <w:rFonts w:ascii="Cambria Math" w:hAnsi="Cambria Math"/>
+                <w:i/>
+              </w:rPr>
+            </m:ctrlPr>
+          </m:accPr>
+          <m:e>
+            <m:r>
+              <w:rPr>
+                <w:rFonts w:ascii="Cambria Math" w:hAnsi="Cambria Math"/>
+              </w:rPr>
+              <m:t>v</m:t>
+            </m:r>
+          </m:e>
+        </m:acc>
+        <m:r>
+          <w:rPr>
+            <w:rFonts w:ascii="Cambria Math" w:hAnsi="Cambria Math"/>
+          </w:rPr>
+          <m:t>+αv=0</m:t>
+        </m:r>
+      </m:oMath>
+      <w:r>
+        <w:rPr>
+          <w:rFonts w:eastAsiaTheme="minorEastAsia"/>
+        </w:rPr>
+        <w:t xml:space="preserve">     (pem.1)</w:t>
+      </w:r>
+    </w:p>
+    <w:p>
+      <w:pPr>
+        <w:rPr>
+          <w:rFonts w:eastAsiaTheme="minorEastAsia"/>
+        </w:rPr>
+      </w:pPr>
+    </w:p>
+    <w:p>
+      <w:pPr>
+        <w:rPr>
+          <w:rFonts w:eastAsiaTheme="minorEastAsia"/>
+        </w:rPr>
+      </w:pPr>
+      <w:r>
+        <w:rPr>
+          <w:rFonts w:eastAsiaTheme="minorEastAsia"/>
+        </w:rPr>
+        <w:t>or</w:t>
+      </w:r>
+    </w:p>
+    <w:p>
+      <w:pPr>
+        <w:rPr>
+          <w:rFonts w:eastAsiaTheme="minorEastAsia"/>
+        </w:rPr>
+      </w:pPr>
+    </w:p>
+    <w:p>
+      <w:pPr>
+        <w:rPr>
+          <w:rFonts w:eastAsiaTheme="minorEastAsia"/>
+        </w:rPr>
+      </w:pPr>
+      <m:oMath>
+        <m:acc>
+          <m:accPr>
+            <m:chr m:val="̇"/>
+            <m:ctrlPr>
+              <w:rPr>
+                <w:rFonts w:ascii="Cambria Math" w:hAnsi="Cambria Math"/>
+                <w:i/>
+              </w:rPr>
+            </m:ctrlPr>
+          </m:accPr>
+          <m:e>
+            <m:r>
+              <w:rPr>
+                <w:rFonts w:ascii="Cambria Math" w:hAnsi="Cambria Math"/>
+              </w:rPr>
+              <m:t>v</m:t>
+            </m:r>
+          </m:e>
+        </m:acc>
+        <m:r>
+          <w:rPr>
+            <w:rFonts w:ascii="Cambria Math" w:hAnsi="Cambria Math"/>
+          </w:rPr>
+          <m:t>+</m:t>
+        </m:r>
+        <m:r>
+          <w:rPr>
+            <w:rFonts w:ascii="Cambria Math" w:hAnsi="Cambria Math"/>
+          </w:rPr>
+          <m:t>γ</m:t>
+        </m:r>
+        <m:r>
+          <w:rPr>
+            <w:rFonts w:ascii="Cambria Math" w:hAnsi="Cambria Math"/>
+          </w:rPr>
+          <m:t>v=0</m:t>
+        </m:r>
+      </m:oMath>
+      <w:r>
+        <w:rPr>
+          <w:rFonts w:eastAsiaTheme="minorEastAsia"/>
+        </w:rPr>
+        <w:t xml:space="preserve"> ;        </w:t>
+      </w:r>
+      <m:oMath>
+        <m:r>
+          <w:rPr>
+            <w:rFonts w:ascii="Cambria Math" w:hAnsi="Cambria Math"/>
+          </w:rPr>
+          <m:t>γ</m:t>
+        </m:r>
+        <m:r>
+          <w:rPr>
+            <w:rFonts w:ascii="Cambria Math" w:hAnsi="Cambria Math"/>
+          </w:rPr>
+          <m:t>=</m:t>
+        </m:r>
+        <m:f>
+          <m:fPr>
+            <m:type m:val="lin"/>
+            <m:ctrlPr>
+              <w:rPr>
+                <w:rFonts w:ascii="Cambria Math" w:hAnsi="Cambria Math"/>
+                <w:i/>
+              </w:rPr>
+            </m:ctrlPr>
+          </m:fPr>
+          <m:num>
+            <m:r>
+              <w:rPr>
+                <w:rFonts w:ascii="Cambria Math" w:hAnsi="Cambria Math"/>
+              </w:rPr>
+              <m:t>α</m:t>
+            </m:r>
+          </m:num>
+          <m:den>
+            <m:r>
+              <w:rPr>
+                <w:rFonts w:ascii="Cambria Math" w:hAnsi="Cambria Math"/>
+              </w:rPr>
+              <m:t>m</m:t>
+            </m:r>
+          </m:den>
+        </m:f>
+        <m:r>
+          <w:rPr>
+            <w:rFonts w:ascii="Cambria Math" w:hAnsi="Cambria Math"/>
+          </w:rPr>
+          <m:t>=1/τ</m:t>
+        </m:r>
+      </m:oMath>
+      <w:r>
+        <w:rPr>
+          <w:rFonts w:eastAsiaTheme="minorEastAsia"/>
+        </w:rPr>
+        <w:t xml:space="preserve">      (pem.2)</w:t>
+      </w:r>
+    </w:p>
+    <w:p>
+      <w:pPr>
+        <w:rPr>
+          <w:rFonts w:eastAsiaTheme="minorEastAsia"/>
+        </w:rPr>
+      </w:pPr>
+    </w:p>
+    <w:p>
+      <w:pPr>
+        <w:rPr>
+          <w:rFonts w:eastAsiaTheme="minorEastAsia"/>
+        </w:rPr>
+      </w:pPr>
+      <w:r>
+        <w:rPr>
+          <w:rFonts w:eastAsiaTheme="minorEastAsia"/>
+        </w:rPr>
+        <w:t xml:space="preserve">Thus an initial velocity </w:t>
+      </w:r>
+      <m:oMath>
+        <m:r>
+          <w:rPr>
+            <w:rFonts w:ascii="Cambria Math" w:eastAsiaTheme="minorEastAsia" w:hAnsi="Cambria Math"/>
+          </w:rPr>
+          <m:t>v(0)</m:t>
+        </m:r>
+      </m:oMath>
+      <w:r>
+        <w:rPr>
+          <w:rFonts w:eastAsiaTheme="minorEastAsia"/>
+        </w:rPr>
+        <w:t xml:space="preserve"> decreases to ze</w:t>
+      </w:r>
+      <w:proofErr w:type="spellStart"/>
+      <w:r>
+        <w:rPr>
+          <w:rFonts w:eastAsiaTheme="minorEastAsia"/>
+        </w:rPr>
+        <w:t>ro</w:t>
+      </w:r>
+      <w:proofErr w:type="spellEnd"/>
+      <w:r>
+        <w:rPr>
+          <w:rFonts w:eastAsiaTheme="minorEastAsia"/>
+        </w:rPr>
+        <w:t xml:space="preserve"> with the relaxation time </w:t>
+      </w:r>
+      <m:oMath>
+        <m:r>
+          <w:rPr>
+            <w:rFonts w:ascii="Cambria Math" w:eastAsiaTheme="minorEastAsia" w:hAnsi="Cambria Math"/>
+          </w:rPr>
+          <m:t>τ=1/γ</m:t>
+        </m:r>
+      </m:oMath>
+      <w:r>
+        <w:rPr>
+          <w:rFonts w:eastAsiaTheme="minorEastAsia"/>
+        </w:rPr>
+        <w:t xml:space="preserve"> according to</w:t>
       </w:r>
     </w:p>
     <w:p>

--- a/docs/The_Fokker-Planck_Equation.docx
+++ b/docs/The_Fokker-Planck_Equation.docx
@@ -383,6 +383,172 @@
           <w:rFonts w:eastAsiaTheme="minorEastAsia"/>
         </w:rPr>
         <w:t xml:space="preserve"> according to</w:t>
+      </w:r>
+    </w:p>
+    <w:p>
+      <w:pPr>
+        <w:rPr>
+          <w:rFonts w:eastAsiaTheme="minorEastAsia"/>
+        </w:rPr>
+      </w:pPr>
+    </w:p>
+    <w:p>
+      <w:pPr>
+        <w:rPr>
+          <w:rFonts w:eastAsiaTheme="minorEastAsia"/>
+        </w:rPr>
+      </w:pPr>
+      <m:oMath>
+        <m:r>
+          <w:rPr>
+            <w:rFonts w:ascii="Cambria Math" w:eastAsiaTheme="minorEastAsia" w:hAnsi="Cambria Math"/>
+          </w:rPr>
+          <m:t>v</m:t>
+        </m:r>
+        <m:d>
+          <m:dPr>
+            <m:ctrlPr>
+              <w:rPr>
+                <w:rFonts w:ascii="Cambria Math" w:eastAsiaTheme="minorEastAsia" w:hAnsi="Cambria Math"/>
+                <w:i/>
+              </w:rPr>
+            </m:ctrlPr>
+          </m:dPr>
+          <m:e>
+            <m:r>
+              <w:rPr>
+                <w:rFonts w:ascii="Cambria Math" w:eastAsiaTheme="minorEastAsia" w:hAnsi="Cambria Math"/>
+              </w:rPr>
+              <m:t>t</m:t>
+            </m:r>
+          </m:e>
+        </m:d>
+        <m:r>
+          <w:rPr>
+            <w:rFonts w:ascii="Cambria Math" w:eastAsiaTheme="minorEastAsia" w:hAnsi="Cambria Math"/>
+          </w:rPr>
+          <m:t>= v</m:t>
+        </m:r>
+        <m:d>
+          <m:dPr>
+            <m:ctrlPr>
+              <w:rPr>
+                <w:rFonts w:ascii="Cambria Math" w:eastAsiaTheme="minorEastAsia" w:hAnsi="Cambria Math"/>
+                <w:i/>
+              </w:rPr>
+            </m:ctrlPr>
+          </m:dPr>
+          <m:e>
+            <m:r>
+              <w:rPr>
+                <w:rFonts w:ascii="Cambria Math" w:eastAsiaTheme="minorEastAsia" w:hAnsi="Cambria Math"/>
+              </w:rPr>
+              <m:t>0</m:t>
+            </m:r>
+          </m:e>
+        </m:d>
+        <m:sSup>
+          <m:sSupPr>
+            <m:ctrlPr>
+              <w:rPr>
+                <w:rFonts w:ascii="Cambria Math" w:eastAsiaTheme="minorEastAsia" w:hAnsi="Cambria Math"/>
+                <w:i/>
+              </w:rPr>
+            </m:ctrlPr>
+          </m:sSupPr>
+          <m:e>
+            <m:r>
+              <w:rPr>
+                <w:rFonts w:ascii="Cambria Math" w:eastAsiaTheme="minorEastAsia" w:hAnsi="Cambria Math"/>
+              </w:rPr>
+              <m:t>e</m:t>
+            </m:r>
+          </m:e>
+          <m:sup>
+            <m:r>
+              <w:rPr>
+                <w:rFonts w:ascii="Cambria Math" w:eastAsiaTheme="minorEastAsia" w:hAnsi="Cambria Math"/>
+              </w:rPr>
+              <m:t>-</m:t>
+            </m:r>
+            <m:f>
+              <m:fPr>
+                <m:ctrlPr>
+                  <w:rPr>
+                    <w:rFonts w:ascii="Cambria Math" w:eastAsiaTheme="minorEastAsia" w:hAnsi="Cambria Math"/>
+                    <w:i/>
+                  </w:rPr>
+                </m:ctrlPr>
+              </m:fPr>
+              <m:num>
+                <m:r>
+                  <w:rPr>
+                    <w:rFonts w:ascii="Cambria Math" w:eastAsiaTheme="minorEastAsia" w:hAnsi="Cambria Math"/>
+                  </w:rPr>
+                  <m:t>t</m:t>
+                </m:r>
+              </m:num>
+              <m:den>
+                <m:r>
+                  <w:rPr>
+                    <w:rFonts w:ascii="Cambria Math" w:eastAsiaTheme="minorEastAsia" w:hAnsi="Cambria Math"/>
+                  </w:rPr>
+                  <m:t>τ</m:t>
+                </m:r>
+              </m:den>
+            </m:f>
+          </m:sup>
+        </m:sSup>
+        <m:r>
+          <w:rPr>
+            <w:rFonts w:ascii="Cambria Math" w:eastAsiaTheme="minorEastAsia" w:hAnsi="Cambria Math"/>
+          </w:rPr>
+          <m:t>=v(0)</m:t>
+        </m:r>
+        <m:sSup>
+          <m:sSupPr>
+            <m:ctrlPr>
+              <w:rPr>
+                <w:rFonts w:ascii="Cambria Math" w:eastAsiaTheme="minorEastAsia" w:hAnsi="Cambria Math"/>
+                <w:i/>
+              </w:rPr>
+            </m:ctrlPr>
+          </m:sSupPr>
+          <m:e>
+            <m:r>
+              <w:rPr>
+                <w:rFonts w:ascii="Cambria Math" w:eastAsiaTheme="minorEastAsia" w:hAnsi="Cambria Math"/>
+              </w:rPr>
+              <m:t>e</m:t>
+            </m:r>
+          </m:e>
+          <m:sup>
+            <m:r>
+              <w:rPr>
+                <w:rFonts w:ascii="Cambria Math" w:eastAsiaTheme="minorEastAsia" w:hAnsi="Cambria Math"/>
+              </w:rPr>
+              <m:t>-</m:t>
+            </m:r>
+            <m:r>
+              <w:rPr>
+                <w:rFonts w:ascii="Cambria Math" w:hAnsi="Cambria Math"/>
+              </w:rPr>
+              <m:t>γ</m:t>
+            </m:r>
+            <m:r>
+              <w:rPr>
+                <w:rFonts w:ascii="Cambria Math" w:hAnsi="Cambria Math"/>
+              </w:rPr>
+              <m:t>t</m:t>
+            </m:r>
+          </m:sup>
+        </m:sSup>
+      </m:oMath>
+      <w:r>
+        <w:rPr>
+          <w:rFonts w:eastAsiaTheme="minorEastAsia"/>
+        </w:rPr>
+        <w:t xml:space="preserve">     (pem.3)</w:t>
       </w:r>
     </w:p>
     <w:p>

--- a/docs/The_Fokker-Planck_Equation.docx
+++ b/docs/The_Fokker-Planck_Equation.docx
@@ -558,7 +558,14 @@
         </w:rPr>
       </w:pPr>
     </w:p>
-    <w:p/>
+    <w:p>
+      <w:r>
+        <w:rPr>
+          <w:rFonts w:eastAsiaTheme="minorEastAsia"/>
+        </w:rPr>
+        <w:t xml:space="preserve">The solution reflects the physics behind the friction modeling the collision of the fluid molecules with the particle. </w:t>
+      </w:r>
+    </w:p>
     <w:p/>
     <w:p/>
     <w:p>

--- a/docs/The_Fokker-Planck_Equation.docx
+++ b/docs/The_Fokker-Planck_Equation.docx
@@ -588,6 +588,152 @@
           <w:t>The Fokker-Planck Equation: Methods of Solution and Applications, H. Risken et al, 1988</w:t>
         </w:r>
       </w:hyperlink>
+    </w:p>
+    <w:p/>
+    <w:p/>
+    <w:p/>
+    <w:p>
+      <w:pPr>
+        <w:pStyle w:val="Heading1"/>
+      </w:pPr>
+      <w:r>
+        <w:t>Appendix</w:t>
+      </w:r>
+    </w:p>
+    <w:p/>
+    <w:p>
+      <w:pPr>
+        <w:pStyle w:val="Heading2"/>
+        <w:spacing w:line="240" w:lineRule="auto"/>
+      </w:pPr>
+      <w:r>
+        <w:t>The Equipartition Theorem</w:t>
+      </w:r>
+    </w:p>
+    <w:p/>
+    <w:p>
+      <w:pPr>
+        <w:rPr>
+          <w:rFonts w:eastAsiaTheme="minorEastAsia"/>
+        </w:rPr>
+      </w:pPr>
+      <w:r>
+        <w:t xml:space="preserve">Every quadratic degree of freedom in a system’s energy contributes exactly </w:t>
+      </w:r>
+      <m:oMath>
+        <m:f>
+          <m:fPr>
+            <m:ctrlPr>
+              <w:rPr>
+                <w:rFonts w:ascii="Cambria Math" w:hAnsi="Cambria Math"/>
+                <w:i/>
+              </w:rPr>
+            </m:ctrlPr>
+          </m:fPr>
+          <m:num>
+            <m:r>
+              <w:rPr>
+                <w:rFonts w:ascii="Cambria Math" w:hAnsi="Cambria Math"/>
+              </w:rPr>
+              <m:t>1</m:t>
+            </m:r>
+          </m:num>
+          <m:den>
+            <m:r>
+              <w:rPr>
+                <w:rFonts w:ascii="Cambria Math" w:hAnsi="Cambria Math"/>
+              </w:rPr>
+              <m:t>2</m:t>
+            </m:r>
+          </m:den>
+        </m:f>
+        <m:sSub>
+          <m:sSubPr>
+            <m:ctrlPr>
+              <w:rPr>
+                <w:rFonts w:ascii="Cambria Math" w:hAnsi="Cambria Math"/>
+                <w:i/>
+              </w:rPr>
+            </m:ctrlPr>
+          </m:sSubPr>
+          <m:e>
+            <m:r>
+              <w:rPr>
+                <w:rFonts w:ascii="Cambria Math" w:hAnsi="Cambria Math"/>
+              </w:rPr>
+              <m:t>k</m:t>
+            </m:r>
+          </m:e>
+          <m:sub>
+            <m:r>
+              <w:rPr>
+                <w:rFonts w:ascii="Cambria Math" w:hAnsi="Cambria Math"/>
+              </w:rPr>
+              <m:t>B</m:t>
+            </m:r>
+          </m:sub>
+        </m:sSub>
+        <m:r>
+          <w:rPr>
+            <w:rFonts w:ascii="Cambria Math" w:hAnsi="Cambria Math"/>
+          </w:rPr>
+          <m:t>T</m:t>
+        </m:r>
+      </m:oMath>
+      <w:r>
+        <w:rPr>
+          <w:rFonts w:eastAsiaTheme="minorEastAsia"/>
+        </w:rPr>
+        <w:t xml:space="preserve"> of average energy where </w:t>
+      </w:r>
+      <m:oMath>
+        <m:sSub>
+          <m:sSubPr>
+            <m:ctrlPr>
+              <w:rPr>
+                <w:rFonts w:ascii="Cambria Math" w:hAnsi="Cambria Math"/>
+                <w:i/>
+              </w:rPr>
+            </m:ctrlPr>
+          </m:sSubPr>
+          <m:e>
+            <m:r>
+              <w:rPr>
+                <w:rFonts w:ascii="Cambria Math" w:hAnsi="Cambria Math"/>
+              </w:rPr>
+              <m:t>k</m:t>
+            </m:r>
+          </m:e>
+          <m:sub>
+            <m:r>
+              <w:rPr>
+                <w:rFonts w:ascii="Cambria Math" w:hAnsi="Cambria Math"/>
+              </w:rPr>
+              <m:t>B</m:t>
+            </m:r>
+          </m:sub>
+        </m:sSub>
+      </m:oMath>
+      <w:r>
+        <w:rPr>
+          <w:rFonts w:eastAsiaTheme="minorEastAsia"/>
+        </w:rPr>
+        <w:t xml:space="preserve"> is the Boltzmann’s constant and </w:t>
+      </w:r>
+      <m:oMath>
+        <m:r>
+          <w:rPr>
+            <w:rFonts w:ascii="Cambria Math" w:eastAsiaTheme="minorEastAsia" w:hAnsi="Cambria Math"/>
+          </w:rPr>
+          <m:t>T</m:t>
+        </m:r>
+      </m:oMath>
+      <w:r>
+        <w:rPr>
+          <w:rFonts w:eastAsiaTheme="minorEastAsia"/>
+        </w:rPr>
+        <w:t xml:space="preserve"> is the absolute temperature. </w:t>
+      </w:r>
     </w:p>
     <w:p/>
     <w:sectPr>

--- a/docs/The_Fokker-Planck_Equation.docx
+++ b/docs/The_Fokker-Planck_Equation.docx
@@ -735,7 +735,109 @@
         <w:t xml:space="preserve"> is the absolute temperature. </w:t>
       </w:r>
     </w:p>
+    <w:p>
+      <w:pPr>
+        <w:rPr>
+          <w:rFonts w:eastAsiaTheme="minorEastAsia"/>
+        </w:rPr>
+      </w:pPr>
+    </w:p>
+    <w:p>
+      <w:pPr>
+        <w:pStyle w:val="Heading3"/>
+        <w:rPr>
+          <w:rFonts w:eastAsiaTheme="minorEastAsia"/>
+        </w:rPr>
+      </w:pPr>
+      <w:r>
+        <w:rPr>
+          <w:rFonts w:eastAsiaTheme="minorEastAsia"/>
+        </w:rPr>
+        <w:t>The Canonical Ensemble and the Boltzmann Distribution</w:t>
+      </w:r>
+    </w:p>
     <w:p/>
+    <w:p>
+      <w:r>
+        <w:lastRenderedPageBreak/>
+        <w:t xml:space="preserve">Consider a physical system (like a gas molecule) in thermal equilibrium with large heat reservoir at temperature </w:t>
+      </w:r>
+      <m:oMath>
+        <m:r>
+          <w:rPr>
+            <w:rFonts w:ascii="Cambria Math" w:hAnsi="Cambria Math"/>
+          </w:rPr>
+          <m:t>T</m:t>
+        </m:r>
+      </m:oMath>
+      <w:r>
+        <w:t xml:space="preserve">. The system can exchange energy with the reservoir, and at any moment it occupies some microstate. </w:t>
+      </w:r>
+    </w:p>
+    <w:p/>
+    <w:p>
+      <w:pPr>
+        <w:pStyle w:val="Heading3"/>
+      </w:pPr>
+      <w:r>
+        <w:t>Derivation of The Boltzmann Distribution</w:t>
+      </w:r>
+    </w:p>
+    <w:p/>
+    <w:p>
+      <w:pPr>
+        <w:rPr>
+          <w:u w:val="single"/>
+        </w:rPr>
+      </w:pPr>
+      <w:r>
+        <w:rPr>
+          <w:u w:val="single"/>
+        </w:rPr>
+        <w:t>The Physical Setup</w:t>
+      </w:r>
+    </w:p>
+    <w:p>
+      <w:r>
+        <w:t xml:space="preserve">Consider a small system </w:t>
+      </w:r>
+      <m:oMath>
+        <m:r>
+          <w:rPr>
+            <w:rFonts w:ascii="Cambria Math" w:hAnsi="Cambria Math"/>
+          </w:rPr>
+          <m:t>S</m:t>
+        </m:r>
+      </m:oMath>
+      <w:r>
+        <w:t xml:space="preserve"> (could be as small as a single molecule) which is in thermal contact with a very large reservoir </w:t>
+      </w:r>
+      <m:oMath>
+        <m:r>
+          <w:rPr>
+            <w:rFonts w:ascii="Cambria Math" w:hAnsi="Cambria Math"/>
+          </w:rPr>
+          <m:t>R</m:t>
+        </m:r>
+      </m:oMath>
+      <w:r>
+        <w:t xml:space="preserve"> (could be as large as the rest of the gas). </w:t>
+      </w:r>
+      <w:r>
+        <w:t xml:space="preserve">Together, they form an isolated total system </w:t>
+      </w:r>
+      <m:oMath>
+        <m:r>
+          <w:rPr>
+            <w:rFonts w:ascii="Cambria Math" w:hAnsi="Cambria Math"/>
+          </w:rPr>
+          <m:t>T = S + R</m:t>
+        </m:r>
+      </m:oMath>
+      <w:r>
+        <w:t>.</w:t>
+      </w:r>
+    </w:p>
     <w:sectPr>
       <w:pgSz w:w="12240" w:h="15840"/>
       <w:pgMar w:top="1440" w:right="1440" w:bottom="1440" w:left="1440" w:header="720" w:footer="720" w:gutter="0"/>
